--- a/1952.2/1952年2月4日，关于工矿企业如何进行“三反”运动的指示__LLM初注.docx
+++ b/1952.2/1952年2月4日，关于工矿企业如何进行“三反”运动的指示__LLM初注.docx
@@ -79,11 +79,20 @@
       <w:r>
         <w:rPr>
           <w:rStyle w:val="FootnoteReference"/>
-        </w:rPr>
+          <w:vertAlign w:val="superscript"/>
+        </w:rPr>
+        <w:t>[</w:t>
         <w:footnoteReference w:id="4"/>
-      </w:r>
-      <w:r>
-        <w:rPr/>
+        <w:t>]</w:t>
+      </w:r>
+      <w:r>
+        <w:rPr>
+          <w:rFonts w:hint="eastAsia" w:ascii="黑体" w:hAnsi="黑体" w:eastAsia="黑体" w:cs="黑体"/>
+          <w:sz w:val="44"/>
+          <w:szCs w:val="44"/>
+          <w:vertAlign w:val="baseline"/>
+          <w:lang w:val="en-US" w:eastAsia="zh-CN"/>
+        </w:rPr>
         <w:t xml:space="preserve">的指示</w:t>
       </w:r>
       <w:r>
@@ -98,13 +107,16 @@
       </w:r>
       <w:r>
         <w:rPr>
+          <w:rStyle w:val="FootnoteReference"/>
           <w:rFonts w:hint="eastAsia" w:ascii="仿宋" w:hAnsi="仿宋" w:eastAsia="仿宋" w:cs="仿宋"/>
           <w:sz w:val="36"/>
           <w:szCs w:val="36"/>
           <w:vertAlign w:val="superscript"/>
           <w:lang w:val="en-US" w:eastAsia="zh-CN"/>
         </w:rPr>
+        <w:t>[</w:t>
         <w:footnoteReference w:id="0"/>
+        <w:t>]</w:t>
       </w:r>
       <w:r>
         <w:rPr>
@@ -219,11 +231,18 @@
       <w:r>
         <w:rPr>
           <w:rStyle w:val="FootnoteReference"/>
-        </w:rPr>
+          <w:vertAlign w:val="superscript"/>
+        </w:rPr>
+        <w:t>[</w:t>
         <w:footnoteReference w:id="5"/>
-      </w:r>
-      <w:r>
-        <w:rPr/>
+        <w:t>]</w:t>
+      </w:r>
+      <w:r>
+        <w:rPr>
+          <w:rFonts w:hint="eastAsia" w:ascii="仿宋" w:hAnsi="仿宋" w:eastAsia="仿宋"/>
+          <w:sz w:val="32"/>
+          <w:szCs w:val="32"/>
+        </w:rPr>
         <w:t xml:space="preserve">迎接国家建设的中心关键。</w:t>
       </w:r>
     </w:p>
@@ -328,21 +347,35 @@
       <w:r>
         <w:rPr>
           <w:rStyle w:val="FootnoteReference"/>
-        </w:rPr>
+          <w:vertAlign w:val="superscript"/>
+        </w:rPr>
+        <w:t>[</w:t>
         <w:footnoteReference w:id="6"/>
-      </w:r>
-      <w:r>
-        <w:rPr/>
+        <w:t>]</w:t>
+      </w:r>
+      <w:r>
+        <w:rPr>
+          <w:rFonts w:hint="eastAsia" w:ascii="仿宋" w:hAnsi="仿宋" w:eastAsia="仿宋"/>
+          <w:sz w:val="32"/>
+          <w:szCs w:val="32"/>
+        </w:rPr>
         <w:t>的企业，必须以“三反”为中心，完成民主改革。民主改革不彻底的厂矿企业，要在“三反”运动中补足这一课。民主改革已经彻底或补足之后，要在“三反”运动的基础上，进行必要的生产方面的改革，开展合理化建议和生产竞赛，创造和推广先进经验，进行增产节约的群众运动，切实建立和健全经济核算制</w:t>
       </w:r>
       <w:r>
         <w:rPr>
           <w:rStyle w:val="FootnoteReference"/>
-        </w:rPr>
+          <w:vertAlign w:val="superscript"/>
+        </w:rPr>
+        <w:t>[</w:t>
         <w:footnoteReference w:id="7"/>
-      </w:r>
-      <w:r>
-        <w:rPr/>
+        <w:t>]</w:t>
+      </w:r>
+      <w:r>
+        <w:rPr>
+          <w:rFonts w:hint="eastAsia" w:ascii="仿宋" w:hAnsi="仿宋" w:eastAsia="仿宋"/>
+          <w:sz w:val="32"/>
+          <w:szCs w:val="32"/>
+        </w:rPr>
         <w:t xml:space="preserve">。</w:t>
       </w:r>
     </w:p>

--- a/1952.2/1952年2月4日，关于工矿企业如何进行“三反”运动的指示__LLM初注.docx
+++ b/1952.2/1952年2月4日，关于工矿企业如何进行“三反”运动的指示__LLM初注.docx
@@ -81,9 +81,16 @@
           <w:rStyle w:val="FootnoteReference"/>
           <w:vertAlign w:val="superscript"/>
         </w:rPr>
-        <w:t>[</w:t>
+        <w:t>[1]</w:t>
+      </w:r>
+      <w:r>
+        <w:rPr>
+          <w:rStyle w:val="FootnoteReference"/>
+          <w:vertAlign w:val="superscript"/>
+          <w:vanish/>
+          <w:specVanish/>
+        </w:rPr>
         <w:footnoteReference w:id="4"/>
-        <w:t>]</w:t>
       </w:r>
       <w:r>
         <w:rPr>
@@ -97,36 +104,19 @@
       </w:r>
       <w:r>
         <w:rPr>
-          <w:rFonts w:hint="eastAsia" w:ascii="仿宋" w:hAnsi="仿宋" w:eastAsia="仿宋" w:cs="仿宋"/>
-          <w:sz w:val="36"/>
-          <w:szCs w:val="36"/>
+          <w:rStyle w:val="FootnoteReference"/>
           <w:vertAlign w:val="superscript"/>
-          <w:lang w:val="en-US" w:eastAsia="zh-CN"/>
-        </w:rPr>
-        <w:t>[</w:t>
+        </w:rPr>
+        <w:t>[2]</w:t>
       </w:r>
       <w:r>
         <w:rPr>
           <w:rStyle w:val="FootnoteReference"/>
-          <w:rFonts w:hint="eastAsia" w:ascii="仿宋" w:hAnsi="仿宋" w:eastAsia="仿宋" w:cs="仿宋"/>
-          <w:sz w:val="36"/>
-          <w:szCs w:val="36"/>
           <w:vertAlign w:val="superscript"/>
-          <w:lang w:val="en-US" w:eastAsia="zh-CN"/>
-        </w:rPr>
-        <w:t>[</w:t>
+          <w:vanish/>
+          <w:specVanish/>
+        </w:rPr>
         <w:footnoteReference w:id="0"/>
-        <w:t>]</w:t>
-      </w:r>
-      <w:r>
-        <w:rPr>
-          <w:rFonts w:hint="eastAsia" w:ascii="仿宋" w:hAnsi="仿宋" w:eastAsia="仿宋" w:cs="仿宋"/>
-          <w:sz w:val="36"/>
-          <w:szCs w:val="36"/>
-          <w:vertAlign w:val="superscript"/>
-          <w:lang w:val="en-US" w:eastAsia="zh-CN"/>
-        </w:rPr>
-        <w:t>]</w:t>
       </w:r>
     </w:p>
     <w:p>
@@ -233,9 +223,16 @@
           <w:rStyle w:val="FootnoteReference"/>
           <w:vertAlign w:val="superscript"/>
         </w:rPr>
-        <w:t>[</w:t>
+        <w:t>[3]</w:t>
+      </w:r>
+      <w:r>
+        <w:rPr>
+          <w:rStyle w:val="FootnoteReference"/>
+          <w:vertAlign w:val="superscript"/>
+          <w:vanish/>
+          <w:specVanish/>
+        </w:rPr>
         <w:footnoteReference w:id="5"/>
-        <w:t>]</w:t>
       </w:r>
       <w:r>
         <w:rPr>
@@ -349,26 +346,40 @@
           <w:rStyle w:val="FootnoteReference"/>
           <w:vertAlign w:val="superscript"/>
         </w:rPr>
-        <w:t>[</w:t>
-        <w:footnoteReference w:id="6"/>
-        <w:t>]</w:t>
-      </w:r>
-      <w:r>
-        <w:rPr>
-          <w:rFonts w:hint="eastAsia" w:ascii="仿宋" w:hAnsi="仿宋" w:eastAsia="仿宋"/>
-          <w:sz w:val="32"/>
-          <w:szCs w:val="32"/>
-        </w:rPr>
-        <w:t>的企业，必须以“三反”为中心，完成民主改革。民主改革不彻底的厂矿企业，要在“三反”运动中补足这一课。民主改革已经彻底或补足之后，要在“三反”运动的基础上，进行必要的生产方面的改革，开展合理化建议和生产竞赛，创造和推广先进经验，进行增产节约的群众运动，切实建立和健全经济核算制</w:t>
+        <w:t>[4]</w:t>
       </w:r>
       <w:r>
         <w:rPr>
           <w:rStyle w:val="FootnoteReference"/>
           <w:vertAlign w:val="superscript"/>
-        </w:rPr>
-        <w:t>[</w:t>
+          <w:vanish/>
+          <w:specVanish/>
+        </w:rPr>
+        <w:footnoteReference w:id="6"/>
+      </w:r>
+      <w:r>
+        <w:rPr>
+          <w:rFonts w:hint="eastAsia" w:ascii="仿宋" w:hAnsi="仿宋" w:eastAsia="仿宋"/>
+          <w:sz w:val="32"/>
+          <w:szCs w:val="32"/>
+        </w:rPr>
+        <w:t>的企业，必须以“三反”为中心，完成民主改革。民主改革不彻底的厂矿企业，要在“三反”运动中补足这一课。民主改革已经彻底或补足之后，要在“三反”运动的基础上，进行必要的生产方面的改革，开展合理化建议和生产竞赛，创造和推广先进经验，进行增产节约的群众运动，切实建立和健全经济核算制</w:t>
+      </w:r>
+      <w:r>
+        <w:rPr>
+          <w:rStyle w:val="FootnoteReference"/>
+          <w:vertAlign w:val="superscript"/>
+        </w:rPr>
+        <w:t>[5]</w:t>
+      </w:r>
+      <w:r>
+        <w:rPr>
+          <w:rStyle w:val="FootnoteReference"/>
+          <w:vertAlign w:val="superscript"/>
+          <w:vanish/>
+          <w:specVanish/>
+        </w:rPr>
         <w:footnoteReference w:id="7"/>
-        <w:t>]</w:t>
       </w:r>
       <w:r>
         <w:rPr>
@@ -659,13 +670,39 @@
       </w:pPr>
       <w:r>
         <w:rPr>
+          <w:rStyle w:val="FootnoteReference"/>
+        </w:rPr>
+        <w:t>[2]</w:t>
+      </w:r>
+      <w:r>
+        <w:rPr>
+          <w:rFonts w:hint="eastAsia" w:asciiTheme="minorEastAsia" w:hAnsiTheme="minorEastAsia" w:cstheme="minorBidi"/>
+          <w:kern w:val="2"/>
+          <w:sz w:val="21"/>
+          <w:szCs w:val="21"/>
+          <w:lang w:val="en-US" w:eastAsia="zh-CN" w:bidi="ar-SA"/>
+        </w:rPr>
+        <w:t>关于本文的真实性及时间还存在争议，《</w:t>
+      </w:r>
+      <w:r>
+        <w:rPr>
           <w:rFonts w:hint="eastAsia" w:asciiTheme="minorEastAsia" w:hAnsiTheme="minorEastAsia" w:eastAsiaTheme="minorEastAsia" w:cstheme="minorBidi"/>
           <w:kern w:val="2"/>
           <w:sz w:val="21"/>
           <w:szCs w:val="21"/>
           <w:lang w:val="en-US" w:eastAsia="zh-CN" w:bidi="ar-SA"/>
         </w:rPr>
-        <w:t>[</w:t>
+        <w:t>毛泽东年谱</w:t>
+      </w:r>
+      <w:r>
+        <w:rPr>
+          <w:rFonts w:hint="eastAsia" w:asciiTheme="minorEastAsia" w:hAnsiTheme="minorEastAsia" w:cstheme="minorBidi"/>
+          <w:kern w:val="2"/>
+          <w:sz w:val="21"/>
+          <w:szCs w:val="21"/>
+          <w:lang w:val="en-US" w:eastAsia="zh-CN" w:bidi="ar-SA"/>
+        </w:rPr>
+        <w:t>》中并未记载。</w:t>
       </w:r>
       <w:r>
         <w:rPr>
@@ -675,17 +712,7 @@
           <w:szCs w:val="21"/>
           <w:lang w:val="en-US" w:eastAsia="zh-CN" w:bidi="ar-SA"/>
         </w:rPr>
-        <w:footnoteRef/>
-      </w:r>
-      <w:r>
-        <w:rPr>
-          <w:rFonts w:hint="eastAsia" w:asciiTheme="minorEastAsia" w:hAnsiTheme="minorEastAsia" w:eastAsiaTheme="minorEastAsia" w:cstheme="minorBidi"/>
-          <w:kern w:val="2"/>
-          <w:sz w:val="21"/>
-          <w:szCs w:val="21"/>
-          <w:lang w:val="en-US" w:eastAsia="zh-CN" w:bidi="ar-SA"/>
-        </w:rPr>
-        <w:t>]</w:t>
+        <w:t>本文是根据</w:t>
       </w:r>
       <w:r>
         <w:rPr>
@@ -695,46 +722,6 @@
           <w:szCs w:val="21"/>
           <w:lang w:val="en-US" w:eastAsia="zh-CN" w:bidi="ar-SA"/>
         </w:rPr>
-        <w:t>关于本文的真实性及时间还存在争议，《</w:t>
-      </w:r>
-      <w:r>
-        <w:rPr>
-          <w:rFonts w:hint="eastAsia" w:asciiTheme="minorEastAsia" w:hAnsiTheme="minorEastAsia" w:eastAsiaTheme="minorEastAsia" w:cstheme="minorBidi"/>
-          <w:kern w:val="2"/>
-          <w:sz w:val="21"/>
-          <w:szCs w:val="21"/>
-          <w:lang w:val="en-US" w:eastAsia="zh-CN" w:bidi="ar-SA"/>
-        </w:rPr>
-        <w:t>毛泽东年谱</w:t>
-      </w:r>
-      <w:r>
-        <w:rPr>
-          <w:rFonts w:hint="eastAsia" w:asciiTheme="minorEastAsia" w:hAnsiTheme="minorEastAsia" w:cstheme="minorBidi"/>
-          <w:kern w:val="2"/>
-          <w:sz w:val="21"/>
-          <w:szCs w:val="21"/>
-          <w:lang w:val="en-US" w:eastAsia="zh-CN" w:bidi="ar-SA"/>
-        </w:rPr>
-        <w:t>》中并未记载。</w:t>
-      </w:r>
-      <w:r>
-        <w:rPr>
-          <w:rFonts w:hint="eastAsia" w:asciiTheme="minorEastAsia" w:hAnsiTheme="minorEastAsia" w:eastAsiaTheme="minorEastAsia" w:cstheme="minorBidi"/>
-          <w:kern w:val="2"/>
-          <w:sz w:val="21"/>
-          <w:szCs w:val="21"/>
-          <w:lang w:val="en-US" w:eastAsia="zh-CN" w:bidi="ar-SA"/>
-        </w:rPr>
-        <w:t>本文是根据</w:t>
-      </w:r>
-      <w:r>
-        <w:rPr>
-          <w:rFonts w:hint="eastAsia" w:asciiTheme="minorEastAsia" w:hAnsiTheme="minorEastAsia" w:cstheme="minorBidi"/>
-          <w:kern w:val="2"/>
-          <w:sz w:val="21"/>
-          <w:szCs w:val="21"/>
-          <w:lang w:val="en-US" w:eastAsia="zh-CN" w:bidi="ar-SA"/>
-        </w:rPr>
         <w:t>东方直心同志编著的《毛泽东大传》（2021年终极版）第六卷，第2074页记载内容编辑而成。标题为编者所加。</w:t>
       </w:r>
     </w:p>
@@ -752,15 +739,25 @@
       </w:pPr>
       <w:r>
         <w:rPr>
+          <w:rStyle w:val="FootnoteReference"/>
+        </w:rPr>
+        <w:t>[1]</w:t>
+      </w:r>
+      <w:r>
+        <w:rPr>
           <w:rFonts w:asciiTheme="minorEastAsia" w:hAnsiTheme="minorEastAsia" w:eastAsiaTheme="minorEastAsia" w:cstheme="minorBidi"/>
           <w:kern w:val="2"/>
           <w:sz w:val="21"/>
           <w:szCs w:val="21"/>
           <w:lang w:val="en-US" w:eastAsia="zh-CN" w:bidi="ar-SA"/>
         </w:rPr>
-        <w:footnoteRef/>
-      </w:r>
-      <w:r>
+        <w:t xml:space="preserve">“三反”运动，指1951年底至1952年10月在中国党政机关、国营企业等单位开展的“反贪污、反浪费、反官僚主义”运动。</w:t>
+      </w:r>
+    </w:p>
+  </w:footnote>
+  <w:footnote w:id="5">
+    <w:p>
+      <w:pPr>
         <w:rPr>
           <w:rFonts w:asciiTheme="minorEastAsia" w:hAnsiTheme="minorEastAsia" w:eastAsiaTheme="minorEastAsia" w:cstheme="minorBidi"/>
           <w:kern w:val="2"/>
@@ -768,13 +765,14 @@
           <w:szCs w:val="21"/>
           <w:lang w:val="en-US" w:eastAsia="zh-CN" w:bidi="ar-SA"/>
         </w:rPr>
-        <w:t xml:space="preserve">“三反”运动，指1951年底至1952年10月在中国党政机关、国营企业等单位开展的“反贪污、反浪费、反官僚主义”运动。</w:t>
-      </w:r>
-    </w:p>
-  </w:footnote>
-  <w:footnote w:id="5">
-    <w:p>
-      <w:pPr>
+      </w:pPr>
+      <w:r>
+        <w:rPr>
+          <w:rStyle w:val="FootnoteReference"/>
+        </w:rPr>
+        <w:t>[3]</w:t>
+      </w:r>
+      <w:r>
         <w:rPr>
           <w:rFonts w:asciiTheme="minorEastAsia" w:hAnsiTheme="minorEastAsia" w:eastAsiaTheme="minorEastAsia" w:cstheme="minorBidi"/>
           <w:kern w:val="2"/>
@@ -782,8 +780,13 @@
           <w:szCs w:val="21"/>
           <w:lang w:val="en-US" w:eastAsia="zh-CN" w:bidi="ar-SA"/>
         </w:rPr>
-      </w:pPr>
-      <w:r>
+        <w:t xml:space="preserve">增产节约运动，新中国成立初期在全国范围内开展的以增加生产、厉行节约为中心内容的群众运动。1951年10月毛泽东向全国发出开展增产节约运动的号召。</w:t>
+      </w:r>
+    </w:p>
+  </w:footnote>
+  <w:footnote w:id="6">
+    <w:p>
+      <w:pPr>
         <w:rPr>
           <w:rFonts w:asciiTheme="minorEastAsia" w:hAnsiTheme="minorEastAsia" w:eastAsiaTheme="minorEastAsia" w:cstheme="minorBidi"/>
           <w:kern w:val="2"/>
@@ -791,7 +794,12 @@
           <w:szCs w:val="21"/>
           <w:lang w:val="en-US" w:eastAsia="zh-CN" w:bidi="ar-SA"/>
         </w:rPr>
-        <w:footnoteRef/>
+      </w:pPr>
+      <w:r>
+        <w:rPr>
+          <w:rStyle w:val="FootnoteReference"/>
+        </w:rPr>
+        <w:t>[4]</w:t>
       </w:r>
       <w:r>
         <w:rPr>
@@ -801,11 +809,11 @@
           <w:szCs w:val="21"/>
           <w:lang w:val="en-US" w:eastAsia="zh-CN" w:bidi="ar-SA"/>
         </w:rPr>
-        <w:t xml:space="preserve">增产节约运动，新中国成立初期在全国范围内开展的以增加生产、厉行节约为中心内容的群众运动。1951年10月毛泽东向全国发出开展增产节约运动的号召。</w:t>
+        <w:t xml:space="preserve">民主改革，指新中国成立初期在工矿企业中进行的社会改革运动，主要内容包括废除封建把头制度、清除反革命分子、建立职工代表会议等民主管理制度。</w:t>
       </w:r>
     </w:p>
   </w:footnote>
-  <w:footnote w:id="6">
+  <w:footnote w:id="7">
     <w:p>
       <w:pPr>
         <w:rPr>
@@ -818,46 +826,9 @@
       </w:pPr>
       <w:r>
         <w:rPr>
-          <w:rFonts w:asciiTheme="minorEastAsia" w:hAnsiTheme="minorEastAsia" w:eastAsiaTheme="minorEastAsia" w:cstheme="minorBidi"/>
-          <w:kern w:val="2"/>
-          <w:sz w:val="21"/>
-          <w:szCs w:val="21"/>
-          <w:lang w:val="en-US" w:eastAsia="zh-CN" w:bidi="ar-SA"/>
-        </w:rPr>
-        <w:footnoteRef/>
-      </w:r>
-      <w:r>
-        <w:rPr>
-          <w:rFonts w:asciiTheme="minorEastAsia" w:hAnsiTheme="minorEastAsia" w:eastAsiaTheme="minorEastAsia" w:cstheme="minorBidi"/>
-          <w:kern w:val="2"/>
-          <w:sz w:val="21"/>
-          <w:szCs w:val="21"/>
-          <w:lang w:val="en-US" w:eastAsia="zh-CN" w:bidi="ar-SA"/>
-        </w:rPr>
-        <w:t xml:space="preserve">民主改革，指新中国成立初期在工矿企业中进行的社会改革运动，主要内容包括废除封建把头制度、清除反革命分子、建立职工代表会议等民主管理制度。</w:t>
-      </w:r>
-    </w:p>
-  </w:footnote>
-  <w:footnote w:id="7">
-    <w:p>
-      <w:pPr>
-        <w:rPr>
-          <w:rFonts w:asciiTheme="minorEastAsia" w:hAnsiTheme="minorEastAsia" w:eastAsiaTheme="minorEastAsia" w:cstheme="minorBidi"/>
-          <w:kern w:val="2"/>
-          <w:sz w:val="21"/>
-          <w:szCs w:val="21"/>
-          <w:lang w:val="en-US" w:eastAsia="zh-CN" w:bidi="ar-SA"/>
-        </w:rPr>
-      </w:pPr>
-      <w:r>
-        <w:rPr>
-          <w:rFonts w:asciiTheme="minorEastAsia" w:hAnsiTheme="minorEastAsia" w:eastAsiaTheme="minorEastAsia" w:cstheme="minorBidi"/>
-          <w:kern w:val="2"/>
-          <w:sz w:val="21"/>
-          <w:szCs w:val="21"/>
-          <w:lang w:val="en-US" w:eastAsia="zh-CN" w:bidi="ar-SA"/>
-        </w:rPr>
-        <w:footnoteRef/>
+          <w:rStyle w:val="FootnoteReference"/>
+        </w:rPr>
+        <w:t>[5]</w:t>
       </w:r>
       <w:r>
         <w:rPr>
